--- a/klagomål/A 8523-2026 FSC-klagomål.docx
+++ b/klagomål/A 8523-2026 FSC-klagomål.docx
@@ -1060,7 +1060,7 @@
     <w:r>
       <w:tab/>
       <w:tab/>
-      <w:t>2026-03-01</w:t>
+      <w:t>2026-03-02</w:t>
       <w:br/>
       <w:br/>
     </w:r>
